--- a/chapter1/meetings/2026-10-07_meeting_brief.docx
+++ b/chapter1/meetings/2026-10-07_meeting_brief.docx
@@ -32,7 +32,7 @@
         <w:rPr>
           <w:i/>
         </w:rPr>
-        <w:t>Internal note for the three of us. It records contributors' answers, so it is not for circulation. It reflects what is filed in the project as of this morning; anything that has arrived by email since then is not in it, so correct the tables in the meeting.</w:t>
+        <w:t>Internal note for the three of us. It records contributors' answers, so it is not for circulation. Updated at mid-morning with the letters from Wróbel, Peltoniemi, Aarniovuori and Belahcen and the invitations sent to Sopanen and Hinkkanen. Anything else that has arrived by email is not in it, so correct the tables in the meeting.</w:t>
       </w:r>
     </w:p>
     <w:p>
@@ -91,7 +91,7 @@
         <w:spacing w:after="60"/>
       </w:pPr>
       <w:r>
-        <w:t>Juha Saari has accepted Chapter 2.</w:t>
+        <w:t>In writing: Juha Saari (Chapter 2), Anouar Belahcen (Chapter 8, and Chapter 9 if his letter is the draft he was sent), Rafał Wróbel (Chapter 10), Pasi Peltoniemi (Chapter 11) and Lassi Aarniovuori (§11.2 and §13.4).</w:t>
       </w:r>
     </w:p>
     <w:p>
@@ -109,7 +109,7 @@
         <w:spacing w:after="60"/>
       </w:pPr>
       <w:r>
-        <w:t>Jussi Sopanen and Pasi Peltoniemi agreed in principle.</w:t>
+        <w:t>Jussi Sopanen agreed in principle and was invited on 3 September; his letter has not come back.</w:t>
       </w:r>
     </w:p>
     <w:p>
@@ -118,7 +118,7 @@
         <w:spacing w:after="60"/>
       </w:pPr>
       <w:r>
-        <w:t>Rafal Wrobel is interested and has the whole of Chapter 10 on offer.</w:t>
+        <w:t>Marko Hinkkanen was invited on 4 September, for the control side of the drive chapter, three days before it became Chapter 12. He has not replied.</w:t>
       </w:r>
     </w:p>
     <w:p>
@@ -127,16 +127,7 @@
         <w:spacing w:after="60"/>
       </w:pPr>
       <w:r>
-        <w:t>Belahcen, Tiainen and Jaatinen-Värri, and Pippuri-Mäkeläinen have been invited, with no answer recorded yet.</w:t>
-      </w:r>
-    </w:p>
-    <w:p>
-      <w:pPr>
-        <w:pStyle w:val="ListBullet2"/>
-        <w:spacing w:after="60"/>
-      </w:pPr>
-      <w:r>
-        <w:t>Hinkkanen's invitation is not recorded as sent, and Aarniovuori has not been approached.</w:t>
+        <w:t>Tiainen and Jaatinen-Värri, Pippuri-Mäkeläinen and Ikäheimo have been invited, with no answer recorded.</w:t>
       </w:r>
     </w:p>
     <w:p>
@@ -151,7 +142,7 @@
         <w:t>Letters of support:</w:t>
       </w:r>
       <w:r>
-        <w:t xml:space="preserve"> one of ten is back (Juha Saari's).</w:t>
+        <w:t xml:space="preserve"> five of ten are back: Saari, Aarniovuori, Wróbel, Peltoniemi and Belahcen. Wróbel's must be fixed before it goes to Wiley.</w:t>
       </w:r>
     </w:p>
     <w:p>
@@ -204,7 +195,7 @@
         <w:t>Who owns Chapter 9.</w:t>
       </w:r>
       <w:r>
-        <w:t xml:space="preserve"> Paavo Rasilo declined on 20 September and suggested Anouar Belahcen and Floran Martin. Recommended: offer Chapter 9 to Anouar alongside Chapter 8, with Floran as his co-author. Anouar's draft letter already argues Chapter 9's case: loss models fitted at mains frequency do not extrapolate, and the damage from cutting and stacking depends on frequency. So the letter becomes correct as written. The alternative is Floran as owner, introduced with Paavo's name; we asked Paavo whether we may use it. Until this is settled, no table of contents goes out.</w:t>
+        <w:t xml:space="preserve"> Paavo Rasilo declined on 20 September and suggested Anouar Belahcen and Floran Martin. Anouar was offered "one or two chapters" on the losses. The draft letter he was sent says he will contribute "the loss chapters of the book, on AC winding losses and conductor design and on the core, rotor and aerodynamic losses", and he has now signed it. If he signed it unchanged, Chapter 9 is already his in writing, and the decision is only to confirm it, with Floran as his co-author if he wants one. Check the signed copy's wording first. The table of contents must then name him for Chapter 9 before his letter and the table of contents go to Wiley together. Until then, no table of contents goes out.</w:t>
       </w:r>
     </w:p>
     <w:p>
@@ -681,6 +672,74 @@
       </w:pPr>
       <w:r>
         <w:t>no Status column in the contributors' copy.</w:t>
+      </w:r>
+    </w:p>
+    <w:p>
+      <w:pPr>
+        <w:pStyle w:val="Heading1"/>
+      </w:pPr>
+      <w:r>
+        <w:t>What the returned letters change</w:t>
+      </w:r>
+    </w:p>
+    <w:p>
+      <w:pPr>
+        <w:pStyle w:val="ListBullet"/>
+        <w:spacing w:after="60"/>
+      </w:pPr>
+      <w:r>
+        <w:rPr>
+          <w:b/>
+        </w:rPr>
+        <w:t>Wróbel</w:t>
+      </w:r>
+      <w:r>
+        <w:t xml:space="preserve"> takes Chapter 10 entire, but his letter cannot go to Wiley as it stands. Its letterhead still reads "Email: [insert preferred professional email]", and it is not signed. He also now writes as an independent researcher and engineering consultant, not as Newcastle University. Ask how he wants to be listed, including whether with diacritics, Rafał Wróbel.</w:t>
+      </w:r>
+    </w:p>
+    <w:p>
+      <w:pPr>
+        <w:pStyle w:val="ListBullet"/>
+        <w:spacing w:after="60"/>
+      </w:pPr>
+      <w:r>
+        <w:rPr>
+          <w:b/>
+        </w:rPr>
+        <w:t>Peltoniemi</w:t>
+      </w:r>
+      <w:r>
+        <w:t xml:space="preserve"> describes his chapter as "power-electronic constraints and converter–machine interaction in high-speed electrical drives". He treats insulation, bearing currents and EMC through the converter-generated stresses, not their full physics. The Chapter 11 abstract should say the same, because Wiley's reviewers read the letters beside the table of contents.</w:t>
+      </w:r>
+    </w:p>
+    <w:p>
+      <w:pPr>
+        <w:pStyle w:val="ListBullet"/>
+        <w:spacing w:after="60"/>
+      </w:pPr>
+      <w:r>
+        <w:rPr>
+          <w:b/>
+        </w:rPr>
+        <w:t>Aarniovuori</w:t>
+      </w:r>
+      <w:r>
+        <w:t xml:space="preserve"> takes §11.2 and §13.4, as offered, and adds service on IEC and CENELEC standardisation committees. That makes him a candidate for §13.5, qualification against the standards, too.</w:t>
+      </w:r>
+    </w:p>
+    <w:p>
+      <w:pPr>
+        <w:pStyle w:val="ListBullet"/>
+        <w:spacing w:after="60"/>
+      </w:pPr>
+      <w:r>
+        <w:rPr>
+          <w:b/>
+        </w:rPr>
+        <w:t>Most letters name neither the book nor us</w:t>
+      </w:r>
+      <w:r>
+        <w:t xml:space="preserve"> (Saari, Aarniovuori, Peltoniemi), and three are undated. Rather than send them back, bundle the letters behind a cover sheet that gives the title and the editors and lists them.</w:t>
       </w:r>
     </w:p>
     <w:p>
@@ -1246,7 +1305,7 @@
                 <w:sz w:val="22"/>
                 <w:szCs w:val="22"/>
               </w:rPr>
-              <w:t>agreed in principle; he names the bearing specialist</w:t>
+              <w:t>agreed in principle; invited 3 Sep; he names the bearing specialist</w:t>
             </w:r>
           </w:p>
         </w:tc>
@@ -1266,7 +1325,7 @@
                 <w:sz w:val="22"/>
                 <w:szCs w:val="22"/>
               </w:rPr>
-              <w:t>drafted</w:t>
+              <w:t>awaited</w:t>
             </w:r>
           </w:p>
         </w:tc>
@@ -1456,7 +1515,7 @@
                 <w:sz w:val="22"/>
                 <w:szCs w:val="22"/>
               </w:rPr>
-              <w:t>invited; no answer recorded</w:t>
+              <w:t>in writing</w:t>
             </w:r>
           </w:p>
         </w:tc>
@@ -1476,7 +1535,7 @@
                 <w:sz w:val="22"/>
                 <w:szCs w:val="22"/>
               </w:rPr>
-              <w:t>drafted; it argues Chapter 9's case</w:t>
+              <w:t>signed; covers Chapters 8 and 9 if unchanged</w:t>
             </w:r>
           </w:p>
         </w:tc>
@@ -1541,7 +1600,7 @@
                 <w:sz w:val="22"/>
                 <w:szCs w:val="22"/>
               </w:rPr>
-              <w:t>open</w:t>
+              <w:t>Belahcen, to confirm</w:t>
             </w:r>
           </w:p>
         </w:tc>
@@ -1581,7 +1640,7 @@
                 <w:sz w:val="22"/>
                 <w:szCs w:val="22"/>
               </w:rPr>
-              <w:t>—</w:t>
+              <w:t>see Chapter 8</w:t>
             </w:r>
           </w:p>
         </w:tc>
@@ -1646,7 +1705,7 @@
                 <w:sz w:val="22"/>
                 <w:szCs w:val="22"/>
               </w:rPr>
-              <w:t>R. Wrobel, Newcastle</w:t>
+              <w:t>R. Wróbel, independent consultant</w:t>
             </w:r>
           </w:p>
         </w:tc>
@@ -1666,7 +1725,7 @@
                 <w:sz w:val="22"/>
                 <w:szCs w:val="22"/>
               </w:rPr>
-              <w:t>interested; whole chapter offered; answer pending</w:t>
+              <w:t>accepted</w:t>
             </w:r>
           </w:p>
         </w:tc>
@@ -1686,7 +1745,7 @@
                 <w:sz w:val="22"/>
                 <w:szCs w:val="22"/>
               </w:rPr>
-              <w:t>drafted</w:t>
+              <w:t>received 21 Sep; unsigned, email line unfilled</w:t>
             </w:r>
           </w:p>
         </w:tc>
@@ -1771,7 +1830,7 @@
                 <w:sz w:val="22"/>
                 <w:szCs w:val="22"/>
               </w:rPr>
-              <w:t>agreed in principle; Aarniovuori (§11.2) not yet approached</w:t>
+              <w:t>accepted; Aarniovuori on §11.2</w:t>
             </w:r>
           </w:p>
         </w:tc>
@@ -1791,7 +1850,7 @@
                 <w:sz w:val="22"/>
                 <w:szCs w:val="22"/>
               </w:rPr>
-              <w:t>drafted</w:t>
+              <w:t>received 22 Sep; Aarniovuori's scanned 7 Sep</w:t>
             </w:r>
           </w:p>
         </w:tc>
@@ -1876,7 +1935,7 @@
                 <w:sz w:val="22"/>
                 <w:szCs w:val="22"/>
               </w:rPr>
-              <w:t>invitation not recorded as sent; an introduction from Juha or Anouar would help</w:t>
+              <w:t>invited 4 Sep, for the control side of the drive chapter; no reply</w:t>
             </w:r>
           </w:p>
         </w:tc>
@@ -1896,7 +1955,7 @@
                 <w:sz w:val="22"/>
                 <w:szCs w:val="22"/>
               </w:rPr>
-              <w:t>drafted; needs fixing</w:t>
+              <w:t>after he says yes; draft needs fixing</w:t>
             </w:r>
           </w:p>
         </w:tc>
@@ -2134,10 +2193,70 @@
         <w:rPr>
           <w:b/>
         </w:rPr>
-        <w:t>Back:</w:t>
+        <w:t>Back, five:</w:t>
+      </w:r>
+    </w:p>
+    <w:p>
+      <w:pPr>
+        <w:pStyle w:val="ListBullet2"/>
+        <w:spacing w:after="60"/>
+      </w:pPr>
+      <w:r>
+        <w:t>Saari, 21 Sep;</w:t>
+      </w:r>
+    </w:p>
+    <w:p>
+      <w:pPr>
+        <w:pStyle w:val="ListBullet2"/>
+        <w:spacing w:after="60"/>
+      </w:pPr>
+      <w:r>
+        <w:t>Aarniovuori, scanned 7 Sep;</w:t>
+      </w:r>
+    </w:p>
+    <w:p>
+      <w:pPr>
+        <w:pStyle w:val="ListBullet2"/>
+        <w:spacing w:after="60"/>
+      </w:pPr>
+      <w:r>
+        <w:t>Wróbel, 21 Sep;</w:t>
+      </w:r>
+    </w:p>
+    <w:p>
+      <w:pPr>
+        <w:pStyle w:val="ListBullet2"/>
+        <w:spacing w:after="60"/>
+      </w:pPr>
+      <w:r>
+        <w:t>Peltoniemi, 22 Sep;</w:t>
+      </w:r>
+    </w:p>
+    <w:p>
+      <w:pPr>
+        <w:pStyle w:val="ListBullet2"/>
+        <w:spacing w:after="60"/>
+      </w:pPr>
+      <w:r>
+        <w:t>Belahcen, by 7 Oct, not yet filed.</w:t>
+      </w:r>
+    </w:p>
+    <w:p>
+      <w:pPr>
+        <w:pStyle w:val="ListContinue"/>
+      </w:pPr>
+      <w:r>
+        <w:t xml:space="preserve">The register is in </w:t>
       </w:r>
       <w:r>
-        <w:t xml:space="preserve"> Juha Saari's, signed. It still needs a date, and the book's title or our names, because Wiley's reviewers receive the letters as a bundle. We asked him for both.</w:t>
+        <w:rPr>
+          <w:rFonts w:ascii="Courier New" w:hAnsi="Courier New"/>
+          <w:sz w:val="20"/>
+        </w:rPr>
+        <w:t>letters/received/README.md</w:t>
+      </w:r>
+      <w:r>
+        <w:t>.</w:t>
       </w:r>
     </w:p>
     <w:p>
@@ -2149,7 +2268,22 @@
         <w:rPr>
           <w:b/>
         </w:rPr>
-        <w:t>To fix before they go out:</w:t>
+        <w:t>Must be fixed:</w:t>
+      </w:r>
+      <w:r>
+        <w:t xml:space="preserve"> Wróbel's, which needs a signature and the email line in its letterhead.</w:t>
+      </w:r>
+    </w:p>
+    <w:p>
+      <w:pPr>
+        <w:pStyle w:val="ListBullet"/>
+        <w:spacing w:after="60"/>
+      </w:pPr>
+      <w:r>
+        <w:rPr>
+          <w:b/>
+        </w:rPr>
+        <w:t>Awaited:</w:t>
       </w:r>
     </w:p>
     <w:p>
@@ -2158,7 +2292,7 @@
         <w:spacing w:after="60"/>
       </w:pPr>
       <w:r>
-        <w:t>Hinkkanen's still offers "the control sections of the chapter on the drive", where he would now own Chapter 12, and needs the pulse-ratio wording.</w:t>
+        <w:t>Sopanen, who had the draft with his invitation on 3 Sep;</w:t>
       </w:r>
     </w:p>
     <w:p>
@@ -2167,7 +2301,40 @@
         <w:spacing w:after="60"/>
       </w:pPr>
       <w:r>
-        <w:t>Belahcen's depends on decision 1.</w:t>
+        <w:t>Ikäheimo;</w:t>
+      </w:r>
+    </w:p>
+    <w:p>
+      <w:pPr>
+        <w:pStyle w:val="ListBullet2"/>
+        <w:spacing w:after="60"/>
+      </w:pPr>
+      <w:r>
+        <w:t>Jaatinen-Värri, and a second letter from Tiainen if she will write one;</w:t>
+      </w:r>
+    </w:p>
+    <w:p>
+      <w:pPr>
+        <w:pStyle w:val="ListBullet2"/>
+        <w:spacing w:after="60"/>
+      </w:pPr>
+      <w:r>
+        <w:t>Pippuri-Mäkeläinen.</w:t>
+      </w:r>
+    </w:p>
+    <w:p>
+      <w:pPr>
+        <w:pStyle w:val="ListBullet"/>
+        <w:spacing w:after="60"/>
+      </w:pPr>
+      <w:r>
+        <w:rPr>
+          <w:b/>
+        </w:rPr>
+        <w:t>Not yet asked:</w:t>
+      </w:r>
+      <w:r>
+        <w:t xml:space="preserve"> Hinkkanen, whose letter is the second step. His draft still offers "the control sections of the chapter on the drive" and needs the Chapter 12 offer and the pulse-ratio wording.</w:t>
       </w:r>
     </w:p>
     <w:p>
@@ -2468,7 +2635,7 @@
                 <w:sz w:val="22"/>
                 <w:szCs w:val="22"/>
               </w:rPr>
-              <w:t>Talk to Lassi Aarniovuori</w:t>
+              <w:t>Ask Rafał to sign, fill the email line, and say how to list him</w:t>
             </w:r>
           </w:p>
         </w:tc>
@@ -2517,7 +2684,105 @@
                 <w:sz w:val="22"/>
                 <w:szCs w:val="22"/>
               </w:rPr>
-              <w:t>Introduce and invite Marko Hinkkanen</w:t>
+              <w:t>File Anouar's signed letter; check its chapter paragraph</w:t>
+            </w:r>
+          </w:p>
+        </w:tc>
+        <w:tc>
+          <w:tcPr>
+            <w:tcW w:w="1814" w:type="dxa"/>
+            <w:vAlign w:val="center"/>
+          </w:tcPr>
+          <w:p>
+            <w:pPr>
+              <w:spacing w:before="0" w:after="0" w:line="240" w:lineRule="auto"/>
+              <w:jc w:val="left"/>
+            </w:pPr>
+          </w:p>
+        </w:tc>
+        <w:tc>
+          <w:tcPr>
+            <w:tcW w:w="1316" w:type="dxa"/>
+            <w:vAlign w:val="center"/>
+          </w:tcPr>
+          <w:p>
+            <w:pPr>
+              <w:spacing w:before="0" w:after="0" w:line="240" w:lineRule="auto"/>
+              <w:jc w:val="left"/>
+            </w:pPr>
+          </w:p>
+        </w:tc>
+      </w:tr>
+      <w:tr>
+        <w:trPr>
+          <w:cantSplit/>
+        </w:trPr>
+        <w:tc>
+          <w:tcPr>
+            <w:tcW w:w="5896" w:type="dxa"/>
+            <w:vAlign w:val="center"/>
+          </w:tcPr>
+          <w:p>
+            <w:pPr>
+              <w:spacing w:before="0" w:after="0" w:line="240" w:lineRule="auto"/>
+              <w:jc w:val="left"/>
+            </w:pPr>
+            <w:r>
+              <w:rPr>
+                <w:rFonts w:ascii="Times New Roman" w:hAnsi="Times New Roman" w:cs="Times New Roman"/>
+                <w:sz w:val="22"/>
+                <w:szCs w:val="22"/>
+              </w:rPr>
+              <w:t>Follow up Marko Hinkkanen with the Chapter 12 offer</w:t>
+            </w:r>
+          </w:p>
+        </w:tc>
+        <w:tc>
+          <w:tcPr>
+            <w:tcW w:w="1814" w:type="dxa"/>
+            <w:vAlign w:val="center"/>
+          </w:tcPr>
+          <w:p>
+            <w:pPr>
+              <w:spacing w:before="0" w:after="0" w:line="240" w:lineRule="auto"/>
+              <w:jc w:val="left"/>
+            </w:pPr>
+          </w:p>
+        </w:tc>
+        <w:tc>
+          <w:tcPr>
+            <w:tcW w:w="1316" w:type="dxa"/>
+            <w:vAlign w:val="center"/>
+          </w:tcPr>
+          <w:p>
+            <w:pPr>
+              <w:spacing w:before="0" w:after="0" w:line="240" w:lineRule="auto"/>
+              <w:jc w:val="left"/>
+            </w:pPr>
+          </w:p>
+        </w:tc>
+      </w:tr>
+      <w:tr>
+        <w:trPr>
+          <w:cantSplit/>
+        </w:trPr>
+        <w:tc>
+          <w:tcPr>
+            <w:tcW w:w="5896" w:type="dxa"/>
+            <w:vAlign w:val="center"/>
+          </w:tcPr>
+          <w:p>
+            <w:pPr>
+              <w:spacing w:before="0" w:after="0" w:line="240" w:lineRule="auto"/>
+              <w:jc w:val="left"/>
+            </w:pPr>
+            <w:r>
+              <w:rPr>
+                <w:rFonts w:ascii="Times New Roman" w:hAnsi="Times New Roman" w:cs="Times New Roman"/>
+                <w:sz w:val="22"/>
+                <w:szCs w:val="22"/>
+              </w:rPr>
+              <w:t>Chase Jussi Sopanen's letter and his co-authors</w:t>
             </w:r>
           </w:p>
         </w:tc>

--- a/chapter1/meetings/2026-10-07_meeting_brief.docx
+++ b/chapter1/meetings/2026-10-07_meeting_brief.docx
@@ -91,7 +91,7 @@
         <w:spacing w:after="60"/>
       </w:pPr>
       <w:r>
-        <w:t>In writing: Juha Saari (Chapter 2), Anouar Belahcen (Chapter 8, and Chapter 9 if his letter is the draft he was sent), Rafał Wróbel (Chapter 10), Pasi Peltoniemi (Chapter 11) and Lassi Aarniovuori (§11.2 and §13.4).</w:t>
+        <w:t>In writing: Juha Saari (Chapter 2), Anouar Belahcen (Chapter 8; his letter names both loss chapters, see decision 1), Rafał Wróbel (Chapter 10), Pasi Peltoniemi (Chapter 11) and Lassi Aarniovuori (§11.2 and §13.4).</w:t>
       </w:r>
     </w:p>
     <w:p>
@@ -192,10 +192,79 @@
         <w:rPr>
           <w:b/>
         </w:rPr>
-        <w:t>Who owns Chapter 9.</w:t>
+        <w:t>Who replaces Paavo Rasilo on Chapter 9.</w:t>
       </w:r>
       <w:r>
-        <w:t xml:space="preserve"> Paavo Rasilo declined on 20 September and suggested Anouar Belahcen and Floran Martin. Anouar was offered "one or two chapters" on the losses. The draft letter he was sent says he will contribute "the loss chapters of the book, on AC winding losses and conductor design and on the core, rotor and aerodynamic losses", and he has now signed it. If he signed it unchanged, Chapter 9 is already his in writing, and the decision is only to confirm it, with Floran as his co-author if he wants one. Check the signed copy's wording first. The table of contents must then name him for Chapter 9 before his letter and the table of contents go to Wiley together. Until then, no table of contents goes out.</w:t>
+        <w:t xml:space="preserve"> Paavo declined on 20 September and suggested Anouar Belahcen and Floran Martin. Chapter 9 has not been discussed with Anouar.</w:t>
+      </w:r>
+    </w:p>
+    <w:p>
+      <w:pPr>
+        <w:pStyle w:val="ListContinue"/>
+      </w:pPr>
+      <w:r>
+        <w:t>One fact bears on every option. Anouar signed his letter on 3 September, four days before the restructure gave Chapter 9 to Paavo, and its chapter sentence is ours word for word: he will contribute "the loss chapters of the book, on AC winding losses and conductor design and on the core, rotor and aerodynamic losses". That matched our invitation, which offered him "one or two chapters" on the losses.</w:t>
+      </w:r>
+    </w:p>
+    <w:p>
+      <w:pPr>
+        <w:pStyle w:val="ListContinue"/>
+      </w:pPr>
+      <w:r>
+        <w:t>The options:</w:t>
+      </w:r>
+    </w:p>
+    <w:p>
+      <w:pPr>
+        <w:pStyle w:val="ListBullet2"/>
+        <w:spacing w:after="60"/>
+      </w:pPr>
+      <w:r>
+        <w:rPr>
+          <w:b/>
+        </w:rPr>
+        <w:t>A. Anouar takes Chapter 9 as well as Chapter 8</w:t>
+      </w:r>
+      <w:r>
+        <w:t>, with Floran as co-author if he wants one. His letter stands as written. One owner for both loss chapters removes the seam between their loss budgets. The cost is 58 pages for one person, though Sopanen already carries 96.</w:t>
+      </w:r>
+    </w:p>
+    <w:p>
+      <w:pPr>
+        <w:pStyle w:val="ListBullet2"/>
+        <w:spacing w:after="60"/>
+      </w:pPr>
+      <w:r>
+        <w:rPr>
+          <w:b/>
+        </w:rPr>
+        <w:t>B. Floran Martin owns Chapter 9</w:t>
+      </w:r>
+      <w:r>
+        <w:t>, introduced with Paavo's name. We asked Paavo whether we may use it, and no answer is recorded. This puts a new name on the proposal and spreads the load, but it is a cold approach at a late stage.</w:t>
+      </w:r>
+    </w:p>
+    <w:p>
+      <w:pPr>
+        <w:pStyle w:val="ListBullet2"/>
+        <w:spacing w:after="60"/>
+      </w:pPr>
+      <w:r>
+        <w:rPr>
+          <w:b/>
+        </w:rPr>
+        <w:t>C. We take Chapter 9 ourselves.</w:t>
+      </w:r>
+      <w:r>
+        <w:t xml:space="preserve"> Ilya is already down for its rotor losses, and the solid-rotor loss modelling of Chong Di's dissertation belongs there. This raises our own share of the book and adds to our writing.</w:t>
+      </w:r>
+    </w:p>
+    <w:p>
+      <w:pPr>
+        <w:pStyle w:val="ListContinue"/>
+      </w:pPr>
+      <w:r>
+        <w:t>Under B or C, Anouar's letter stays accurate only if he still writes part of Chapter 9. Otherwise its chapter sentence must change. Whichever we choose, Anouar should hear it from us before the table of contents is fixed. The windage section, §9.8, still needs its writer under every option, and Juha Saari is the natural name.</w:t>
       </w:r>
     </w:p>
     <w:p>
@@ -680,6 +749,21 @@
       </w:pPr>
       <w:r>
         <w:t>What the returned letters change</w:t>
+      </w:r>
+    </w:p>
+    <w:p>
+      <w:pPr>
+        <w:pStyle w:val="ListBullet"/>
+        <w:spacing w:after="60"/>
+      </w:pPr>
+      <w:r>
+        <w:rPr>
+          <w:b/>
+        </w:rPr>
+        <w:t>Belahcen</w:t>
+      </w:r>
+      <w:r>
+        <w:t xml:space="preserve"> signed on 3 September, on Aalto letterhead, dated and with a subject line. Its chapter sentence is the one we drafted, so it names both loss chapters: see decision 1.</w:t>
       </w:r>
     </w:p>
     <w:p>
@@ -1535,7 +1619,7 @@
                 <w:sz w:val="22"/>
                 <w:szCs w:val="22"/>
               </w:rPr>
-              <w:t>signed; covers Chapters 8 and 9 if unchanged</w:t>
+              <w:t>received 3 Sep; names both loss chapters</w:t>
             </w:r>
           </w:p>
         </w:tc>
@@ -1600,7 +1684,7 @@
                 <w:sz w:val="22"/>
                 <w:szCs w:val="22"/>
               </w:rPr>
-              <w:t>Belahcen, to confirm</w:t>
+              <w:t>open: decide today</w:t>
             </w:r>
           </w:p>
         </w:tc>
@@ -1620,7 +1704,7 @@
                 <w:sz w:val="22"/>
                 <w:szCs w:val="22"/>
               </w:rPr>
-              <w:t>Rasilo declined 20 Sep</w:t>
+              <w:t>Rasilo declined 20 Sep; not yet discussed with Belahcen</w:t>
             </w:r>
           </w:p>
         </w:tc>
@@ -1640,7 +1724,7 @@
                 <w:sz w:val="22"/>
                 <w:szCs w:val="22"/>
               </w:rPr>
-              <w:t>see Chapter 8</w:t>
+              <w:t>—</w:t>
             </w:r>
           </w:p>
         </w:tc>
@@ -2238,7 +2322,7 @@
         <w:spacing w:after="60"/>
       </w:pPr>
       <w:r>
-        <w:t>Belahcen, by 7 Oct, not yet filed.</w:t>
+        <w:t>Belahcen, 3 Sep.</w:t>
       </w:r>
     </w:p>
     <w:p>
@@ -2537,7 +2621,7 @@
                 <w:sz w:val="22"/>
                 <w:szCs w:val="22"/>
               </w:rPr>
-              <w:t>Offer Chapter 9</w:t>
+              <w:t>Settle Chapter 9 and tell Anouar, whichever way it goes</w:t>
             </w:r>
           </w:p>
         </w:tc>
@@ -2636,55 +2720,6 @@
                 <w:szCs w:val="22"/>
               </w:rPr>
               <w:t>Ask Rafał to sign, fill the email line, and say how to list him</w:t>
-            </w:r>
-          </w:p>
-        </w:tc>
-        <w:tc>
-          <w:tcPr>
-            <w:tcW w:w="1814" w:type="dxa"/>
-            <w:vAlign w:val="center"/>
-          </w:tcPr>
-          <w:p>
-            <w:pPr>
-              <w:spacing w:before="0" w:after="0" w:line="240" w:lineRule="auto"/>
-              <w:jc w:val="left"/>
-            </w:pPr>
-          </w:p>
-        </w:tc>
-        <w:tc>
-          <w:tcPr>
-            <w:tcW w:w="1316" w:type="dxa"/>
-            <w:vAlign w:val="center"/>
-          </w:tcPr>
-          <w:p>
-            <w:pPr>
-              <w:spacing w:before="0" w:after="0" w:line="240" w:lineRule="auto"/>
-              <w:jc w:val="left"/>
-            </w:pPr>
-          </w:p>
-        </w:tc>
-      </w:tr>
-      <w:tr>
-        <w:trPr>
-          <w:cantSplit/>
-        </w:trPr>
-        <w:tc>
-          <w:tcPr>
-            <w:tcW w:w="5896" w:type="dxa"/>
-            <w:vAlign w:val="center"/>
-          </w:tcPr>
-          <w:p>
-            <w:pPr>
-              <w:spacing w:before="0" w:after="0" w:line="240" w:lineRule="auto"/>
-              <w:jc w:val="left"/>
-            </w:pPr>
-            <w:r>
-              <w:rPr>
-                <w:rFonts w:ascii="Times New Roman" w:hAnsi="Times New Roman" w:cs="Times New Roman"/>
-                <w:sz w:val="22"/>
-                <w:szCs w:val="22"/>
-              </w:rPr>
-              <w:t>File Anouar's signed letter; check its chapter paragraph</w:t>
             </w:r>
           </w:p>
         </w:tc>

--- a/chapter1/meetings/2026-10-07_meeting_brief.docx
+++ b/chapter1/meetings/2026-10-07_meeting_brief.docx
@@ -32,7 +32,7 @@
         <w:rPr>
           <w:i/>
         </w:rPr>
-        <w:t>Internal note for the three of us. It records contributors' answers, so it is not for circulation. Updated at mid-morning with the letters from Wróbel, Peltoniemi, Aarniovuori and Belahcen and the invitations sent to Sopanen and Hinkkanen. Anything else that has arrived by email is not in it, so correct the tables in the meeting.</w:t>
+        <w:t>Internal note for the three of us. It records contributors' answers, so it is not for circulation. Updated at mid-morning with the letters from Wróbel, Peltoniemi, Aarniovuori, Belahcen and Ikäheimo and the invitations sent to Sopanen and Hinkkanen. Anything else that has arrived by email is not in it, so correct the tables in the meeting.</w:t>
       </w:r>
     </w:p>
     <w:p>
@@ -91,7 +91,7 @@
         <w:spacing w:after="60"/>
       </w:pPr>
       <w:r>
-        <w:t>In writing: Juha Saari (Chapter 2), Anouar Belahcen (Chapter 8; his letter names both loss chapters, see decision 1), Rafał Wróbel (Chapter 10), Pasi Peltoniemi (Chapter 11) and Lassi Aarniovuori (§11.2 and §13.4).</w:t>
+        <w:t>In writing: Juha Saari (Chapter 2), Anouar Belahcen (Chapter 8; his letter names both loss chapters, see decision 1), Rafał Wróbel (Chapter 10), Pasi Peltoniemi (Chapter 11), Lassi Aarniovuori (§11.2 and §13.4) and Jouni Ikäheimo (Chapter 3's induction machines, §13.3 and §13.5).</w:t>
       </w:r>
     </w:p>
     <w:p>
@@ -127,7 +127,7 @@
         <w:spacing w:after="60"/>
       </w:pPr>
       <w:r>
-        <w:t>Tiainen and Jaatinen-Värri, Pippuri-Mäkeläinen and Ikäheimo have been invited, with no answer recorded.</w:t>
+        <w:t>Tiainen and Jaatinen-Värri, and Pippuri-Mäkeläinen, have been invited, with no answer recorded.</w:t>
       </w:r>
     </w:p>
     <w:p>
@@ -142,7 +142,7 @@
         <w:t>Letters of support:</w:t>
       </w:r>
       <w:r>
-        <w:t xml:space="preserve"> five of ten are back: Saari, Aarniovuori, Wróbel, Peltoniemi and Belahcen. Wróbel's must be fixed before it goes to Wiley.</w:t>
+        <w:t xml:space="preserve"> six of ten are back: Saari, Aarniovuori, Wróbel, Peltoniemi, Belahcen and Ikäheimo. Wróbel's must be fixed before it goes to Wiley.</w:t>
       </w:r>
     </w:p>
     <w:p>
@@ -808,7 +808,22 @@
         <w:t>Aarniovuori</w:t>
       </w:r>
       <w:r>
-        <w:t xml:space="preserve"> takes §11.2 and §13.4, as offered, and adds service on IEC and CENELEC standardisation committees. That makes him a candidate for §13.5, qualification against the standards, too.</w:t>
+        <w:t xml:space="preserve"> takes §11.2 and §13.4, as offered, and adds service on IEC and CENELEC standardisation committees.</w:t>
+      </w:r>
+    </w:p>
+    <w:p>
+      <w:pPr>
+        <w:pStyle w:val="ListBullet"/>
+        <w:spacing w:after="60"/>
+      </w:pPr>
+      <w:r>
+        <w:rPr>
+          <w:b/>
+        </w:rPr>
+        <w:t>Ikäheimo</w:t>
+      </w:r>
+      <w:r>
+        <w:t xml:space="preserve"> takes the induction machines in Chapter 3, manufacture and tolerance control (§13.3), and qualification against international standards (§13.5). He offers photographs "subject to my employer's agreement", so ABB still has to be asked. One overlap to settle: our Chapter 13 email offered §13.3 to Jonna first, with "a colleague at ABB" as the fallback, and Jouni's letter now takes it. Settle it with the chapter's owners once they answer.</w:t>
       </w:r>
     </w:p>
     <w:p>
@@ -823,7 +838,7 @@
         <w:t>Most letters name neither the book nor us</w:t>
       </w:r>
       <w:r>
-        <w:t xml:space="preserve"> (Saari, Aarniovuori, Peltoniemi), and three are undated. Rather than send them back, bundle the letters behind a cover sheet that gives the title and the editors and lists them.</w:t>
+        <w:t xml:space="preserve"> (Saari, Aarniovuori, Peltoniemi, Ikäheimo), and four are undated. Rather than send them back, bundle the letters behind a cover sheet that gives the title and the editors and lists them.</w:t>
       </w:r>
     </w:p>
     <w:p>
@@ -1284,7 +1299,7 @@
                 <w:sz w:val="22"/>
                 <w:szCs w:val="22"/>
               </w:rPr>
-              <w:t>Ikäheimo agreed through Juha; ABB clearance for photographs still to ask</w:t>
+              <w:t>Ikäheimo in writing; ABB's agreement for photographs still to ask</w:t>
             </w:r>
           </w:p>
         </w:tc>
@@ -1304,7 +1319,7 @@
                 <w:sz w:val="22"/>
                 <w:szCs w:val="22"/>
               </w:rPr>
-              <w:t>drafted</w:t>
+              <w:t>received, scanned 5 Oct</w:t>
             </w:r>
           </w:p>
         </w:tc>
@@ -2124,7 +2139,7 @@
                 <w:sz w:val="22"/>
                 <w:szCs w:val="22"/>
               </w:rPr>
-              <w:t>invited with Chapter 1 and the table of contents; no answer recorded</w:t>
+              <w:t>invited with Chapter 1 and the table of contents; no answer recorded; §13.3 offered to Jonna, now in Ikäheimo's letter</w:t>
             </w:r>
           </w:p>
         </w:tc>
@@ -2277,7 +2292,7 @@
         <w:rPr>
           <w:b/>
         </w:rPr>
-        <w:t>Back, five:</w:t>
+        <w:t>Back, six:</w:t>
       </w:r>
     </w:p>
     <w:p>
@@ -2322,7 +2337,16 @@
         <w:spacing w:after="60"/>
       </w:pPr>
       <w:r>
-        <w:t>Belahcen, 3 Sep.</w:t>
+        <w:t>Belahcen, 3 Sep;</w:t>
+      </w:r>
+    </w:p>
+    <w:p>
+      <w:pPr>
+        <w:pStyle w:val="ListBullet2"/>
+        <w:spacing w:after="60"/>
+      </w:pPr>
+      <w:r>
+        <w:t>Ikäheimo, scanned 5 Oct.</w:t>
       </w:r>
     </w:p>
     <w:p>
@@ -2377,15 +2401,6 @@
       </w:pPr>
       <w:r>
         <w:t>Sopanen, who had the draft with his invitation on 3 Sep;</w:t>
-      </w:r>
-    </w:p>
-    <w:p>
-      <w:pPr>
-        <w:pStyle w:val="ListBullet2"/>
-        <w:spacing w:after="60"/>
-      </w:pPr>
-      <w:r>
-        <w:t>Ikäheimo;</w:t>
       </w:r>
     </w:p>
     <w:p>
@@ -2818,6 +2833,104 @@
                 <w:szCs w:val="22"/>
               </w:rPr>
               <w:t>Chase Jussi Sopanen's letter and his co-authors</w:t>
+            </w:r>
+          </w:p>
+        </w:tc>
+        <w:tc>
+          <w:tcPr>
+            <w:tcW w:w="1814" w:type="dxa"/>
+            <w:vAlign w:val="center"/>
+          </w:tcPr>
+          <w:p>
+            <w:pPr>
+              <w:spacing w:before="0" w:after="0" w:line="240" w:lineRule="auto"/>
+              <w:jc w:val="left"/>
+            </w:pPr>
+          </w:p>
+        </w:tc>
+        <w:tc>
+          <w:tcPr>
+            <w:tcW w:w="1316" w:type="dxa"/>
+            <w:vAlign w:val="center"/>
+          </w:tcPr>
+          <w:p>
+            <w:pPr>
+              <w:spacing w:before="0" w:after="0" w:line="240" w:lineRule="auto"/>
+              <w:jc w:val="left"/>
+            </w:pPr>
+          </w:p>
+        </w:tc>
+      </w:tr>
+      <w:tr>
+        <w:trPr>
+          <w:cantSplit/>
+        </w:trPr>
+        <w:tc>
+          <w:tcPr>
+            <w:tcW w:w="5896" w:type="dxa"/>
+            <w:vAlign w:val="center"/>
+          </w:tcPr>
+          <w:p>
+            <w:pPr>
+              <w:spacing w:before="0" w:after="0" w:line="240" w:lineRule="auto"/>
+              <w:jc w:val="left"/>
+            </w:pPr>
+            <w:r>
+              <w:rPr>
+                <w:rFonts w:ascii="Times New Roman" w:hAnsi="Times New Roman" w:cs="Times New Roman"/>
+                <w:sz w:val="22"/>
+                <w:szCs w:val="22"/>
+              </w:rPr>
+              <w:t>Settle §13.3, Jonna or Jouni, with the Chapter 13 owners</w:t>
+            </w:r>
+          </w:p>
+        </w:tc>
+        <w:tc>
+          <w:tcPr>
+            <w:tcW w:w="1814" w:type="dxa"/>
+            <w:vAlign w:val="center"/>
+          </w:tcPr>
+          <w:p>
+            <w:pPr>
+              <w:spacing w:before="0" w:after="0" w:line="240" w:lineRule="auto"/>
+              <w:jc w:val="left"/>
+            </w:pPr>
+          </w:p>
+        </w:tc>
+        <w:tc>
+          <w:tcPr>
+            <w:tcW w:w="1316" w:type="dxa"/>
+            <w:vAlign w:val="center"/>
+          </w:tcPr>
+          <w:p>
+            <w:pPr>
+              <w:spacing w:before="0" w:after="0" w:line="240" w:lineRule="auto"/>
+              <w:jc w:val="left"/>
+            </w:pPr>
+          </w:p>
+        </w:tc>
+      </w:tr>
+      <w:tr>
+        <w:trPr>
+          <w:cantSplit/>
+        </w:trPr>
+        <w:tc>
+          <w:tcPr>
+            <w:tcW w:w="5896" w:type="dxa"/>
+            <w:vAlign w:val="center"/>
+          </w:tcPr>
+          <w:p>
+            <w:pPr>
+              <w:spacing w:before="0" w:after="0" w:line="240" w:lineRule="auto"/>
+              <w:jc w:val="left"/>
+            </w:pPr>
+            <w:r>
+              <w:rPr>
+                <w:rFonts w:ascii="Times New Roman" w:hAnsi="Times New Roman" w:cs="Times New Roman"/>
+                <w:sz w:val="22"/>
+                <w:szCs w:val="22"/>
+              </w:rPr>
+              <w:t>ABB's agreement for Jouni's photographs</w:t>
             </w:r>
           </w:p>
         </w:tc>

--- a/chapter1/meetings/2026-10-07_meeting_brief.docx
+++ b/chapter1/meetings/2026-10-07_meeting_brief.docx
@@ -118,7 +118,7 @@
         <w:spacing w:after="60"/>
       </w:pPr>
       <w:r>
-        <w:t>Marko Hinkkanen was invited on 4 September, for the control side of the drive chapter, three days before it became Chapter 12. He has not replied.</w:t>
+        <w:t>Marko Hinkkanen was invited on 4 September, for the control side of the drive chapter, three days before it became Chapter 12. No reply is on file.</w:t>
       </w:r>
     </w:p>
     <w:p>
@@ -2034,7 +2034,7 @@
                 <w:sz w:val="22"/>
                 <w:szCs w:val="22"/>
               </w:rPr>
-              <w:t>invited 4 Sep, for the control side of the drive chapter; no reply</w:t>
+              <w:t>invited 4 Sep, for the control side of the drive chapter; no reply on file</w:t>
             </w:r>
           </w:p>
         </w:tc>

--- a/chapter1/meetings/2026-10-07_meeting_brief.docx
+++ b/chapter1/meetings/2026-10-07_meeting_brief.docx
@@ -32,7 +32,7 @@
         <w:rPr>
           <w:i/>
         </w:rPr>
-        <w:t>Internal note for the three of us. It records contributors' answers, so it is not for circulation. Updated at mid-morning with the letters from Wróbel, Peltoniemi, Aarniovuori, Belahcen and Ikäheimo and the invitations sent to Sopanen and Hinkkanen. Anything else that has arrived by email is not in it, so correct the tables in the meeting.</w:t>
+        <w:t>Internal note for the three of us. It records contributors' answers, so it is not for circulation. Updated at mid-morning with the letters from Wróbel, Peltoniemi, Aarniovuori, Belahcen and Ikäheimo and the email threads with Sopanen and Hinkkanen. Anything else that has arrived by email is not in it, so correct the tables in the meeting.</w:t>
       </w:r>
     </w:p>
     <w:p>
@@ -109,7 +109,7 @@
         <w:spacing w:after="60"/>
       </w:pPr>
       <w:r>
-        <w:t>Jussi Sopanen agreed in principle and was invited on 3 September; his letter has not come back.</w:t>
+        <w:t>Jussi Sopanen replied on 9 September that he is interested. He asked two scope questions (decision 7) and proposed Charles Nutakor (LUT) for lubrication and seals. He promised his letter "later"; it has not come back.</w:t>
       </w:r>
     </w:p>
     <w:p>
@@ -118,7 +118,7 @@
         <w:spacing w:after="60"/>
       </w:pPr>
       <w:r>
-        <w:t>Marko Hinkkanen was invited on 4 September, for the control side of the drive chapter, three days before it became Chapter 12. No reply is on file.</w:t>
+        <w:t>Marko Hinkkanen replied on 8 September: interested in general, perhaps with a postdoc from his group, but short of time and not yet committed. He has had Chapter 1, the table of contents and the draft letter since 8 September, and no letter has come back.</w:t>
       </w:r>
     </w:p>
     <w:p>
@@ -456,6 +456,85 @@
       </w:r>
       <w:r>
         <w:t xml:space="preserve"> nine chapters rest on Voltcar, and the consortium's permission to publish has not yet been obtained. Jenni's draft letter says she will obtain it. A late refusal would cost the mobile half of the book, so this should be settled before submission.</w:t>
+      </w:r>
+    </w:p>
+    <w:p>
+      <w:pPr>
+        <w:pStyle w:val="ListNumber"/>
+        <w:spacing w:after="80"/>
+      </w:pPr>
+      <w:r>
+        <w:rPr>
+          <w:b/>
+        </w:rPr>
+        <w:t>The scope of Jussi's chapters.</w:t>
+      </w:r>
+      <w:r>
+        <w:t xml:space="preserve"> On 9 September he asked two things the thread does not answer:</w:t>
+      </w:r>
+    </w:p>
+    <w:p>
+      <w:pPr>
+        <w:pStyle w:val="ListBullet2"/>
+        <w:spacing w:after="60"/>
+      </w:pPr>
+      <w:r>
+        <w:rPr>
+          <w:b/>
+        </w:rPr>
+        <w:t>Rotor types.</w:t>
+      </w:r>
+      <w:r>
+        <w:t xml:space="preserve"> Which ones must the rotor-stress chapter cover: induction, PM or SynRM, and solid, laminated or caged? Is the book focused on some machine types?</w:t>
+      </w:r>
+    </w:p>
+    <w:p>
+      <w:pPr>
+        <w:pStyle w:val="ListBullet2"/>
+        <w:spacing w:after="60"/>
+      </w:pPr>
+      <w:r>
+        <w:rPr>
+          <w:b/>
+        </w:rPr>
+        <w:t>Bearing types.</w:t>
+      </w:r>
+      <w:r>
+        <w:t xml:space="preserve"> Chapter 6 promises rolling-element, fluid-film, gas, air-foil and magnetic bearings in thirty pages. He doubts there is room for all of them in detail and asks for a delimitation.</w:t>
+      </w:r>
+    </w:p>
+    <w:p>
+      <w:pPr>
+        <w:pStyle w:val="ListContinue"/>
+      </w:pPr>
+      <w:r>
+        <w:t>Suggested answer: let the two running machines set the depth. The industrial machine is a slitted solid-rotor induction machine on magnetic bearings, and the mobile one a PM machine on rolling-element bearings. So:</w:t>
+      </w:r>
+    </w:p>
+    <w:p>
+      <w:pPr>
+        <w:pStyle w:val="ListBullet2"/>
+        <w:spacing w:after="60"/>
+      </w:pPr>
+      <w:r>
+        <w:t>Chapter 4 treats solid and laminated induction rotors and sleeved PM rotors in full, and SynRM briefly. As written, its abstract covers only the PM rotors.</w:t>
+      </w:r>
+    </w:p>
+    <w:p>
+      <w:pPr>
+        <w:pStyle w:val="ListBullet2"/>
+        <w:spacing w:after="60"/>
+      </w:pPr>
+      <w:r>
+        <w:t>Chapter 6 treats rolling-element and magnetic bearings in full, and the others at the level needed to choose between them.</w:t>
+      </w:r>
+    </w:p>
+    <w:p>
+      <w:pPr>
+        <w:pStyle w:val="ListContinue"/>
+      </w:pPr>
+      <w:r>
+        <w:t>Charles Nutakor, whom Jussi proposed, would take lubrication and seals. That was the remit of the "industrial bearing application specialist" in the table of contents, so decide whether that slot is still wanted.</w:t>
       </w:r>
     </w:p>
     <w:p>
@@ -1384,7 +1463,7 @@
                 <w:sz w:val="22"/>
                 <w:szCs w:val="22"/>
               </w:rPr>
-              <w:t>J. Sopanen</w:t>
+              <w:t>J. Sopanen; C. Nutakor proposed for lubrication and seals</w:t>
             </w:r>
           </w:p>
         </w:tc>
@@ -1404,7 +1483,7 @@
                 <w:sz w:val="22"/>
                 <w:szCs w:val="22"/>
               </w:rPr>
-              <w:t>agreed in principle; invited 3 Sep; he names the bearing specialist</w:t>
+              <w:t>interested (9 Sep); two scope questions open</w:t>
             </w:r>
           </w:p>
         </w:tc>
@@ -1424,7 +1503,7 @@
                 <w:sz w:val="22"/>
                 <w:szCs w:val="22"/>
               </w:rPr>
-              <w:t>awaited</w:t>
+              <w:t>promised 9 Sep, not back</w:t>
             </w:r>
           </w:p>
         </w:tc>
@@ -2034,7 +2113,7 @@
                 <w:sz w:val="22"/>
                 <w:szCs w:val="22"/>
               </w:rPr>
-              <w:t>invited 4 Sep, for the control side of the drive chapter; no reply on file</w:t>
+              <w:t>interested but not committed (8 Sep); perhaps with a postdoc</w:t>
             </w:r>
           </w:p>
         </w:tc>
@@ -2054,7 +2133,7 @@
                 <w:sz w:val="22"/>
                 <w:szCs w:val="22"/>
               </w:rPr>
-              <w:t>after he says yes; draft needs fixing</w:t>
+              <w:t>draft sent 8 Sep, not back</w:t>
             </w:r>
           </w:p>
         </w:tc>
@@ -2400,7 +2479,16 @@
         <w:spacing w:after="60"/>
       </w:pPr>
       <w:r>
-        <w:t>Sopanen, who had the draft with his invitation on 3 Sep;</w:t>
+        <w:t>Sopanen, who promised it on 9 Sep;</w:t>
+      </w:r>
+    </w:p>
+    <w:p>
+      <w:pPr>
+        <w:pStyle w:val="ListBullet2"/>
+        <w:spacing w:after="60"/>
+      </w:pPr>
+      <w:r>
+        <w:t>Hinkkanen, who has had the draft since 8 Sep;</w:t>
       </w:r>
     </w:p>
     <w:p>
@@ -2430,10 +2518,10 @@
         <w:rPr>
           <w:b/>
         </w:rPr>
-        <w:t>Not yet asked:</w:t>
+        <w:t>Hinkkanen's draft predates the split.</w:t>
       </w:r>
       <w:r>
-        <w:t xml:space="preserve"> Hinkkanen, whose letter is the second step. His draft still offers "the control sections of the chapter on the drive" and needs the Chapter 12 offer and the pulse-ratio wording.</w:t>
+        <w:t xml:space="preserve"> The draft in our files offers "the control sections of the chapter on the drive", while the table of contents he holds already names him as owner of Chapter 12. If that is the draft he received, say so when chasing, so that his letter names Chapter 12. Settle the pulse-ratio wording with Juha first.</w:t>
       </w:r>
     </w:p>
     <w:p>
@@ -2783,7 +2871,7 @@
                 <w:sz w:val="22"/>
                 <w:szCs w:val="22"/>
               </w:rPr>
-              <w:t>Follow up Marko Hinkkanen with the Chapter 12 offer</w:t>
+              <w:t>Chase Marko's letter: Chapter 12 wording, postdoc welcome</w:t>
             </w:r>
           </w:p>
         </w:tc>
@@ -2832,7 +2920,7 @@
                 <w:sz w:val="22"/>
                 <w:szCs w:val="22"/>
               </w:rPr>
-              <w:t>Chase Jussi Sopanen's letter and his co-authors</w:t>
+              <w:t>Answer Jussi's two scope questions and chase his letter</w:t>
             </w:r>
           </w:p>
         </w:tc>
